--- a/downloads/documents/05 Materials/Unit 05/Slides/Slides 05.01 - Clothing for Roles Activities Weather and Safety.docx
+++ b/downloads/documents/05 Materials/Unit 05/Slides/Slides 05.01 - Clothing for Roles Activities Weather and Safety.docx
@@ -313,7 +313,7 @@
         <w:pStyle w:val="Compact"/>
       </w:pPr>
       <w:r>
-        <w:t xml:space="preserve">Personal protective equipment, or PPE, is clothing whose only job is protection</w:t>
+        <w:t xml:space="preserve">Personal protective equipment, or PPE, is clothing and gear whose only job is protection</w:t>
       </w:r>
     </w:p>
     <w:p>
@@ -481,7 +481,7 @@
         <w:pStyle w:val="Compact"/>
       </w:pPr>
       <w:r>
-        <w:t xml:space="preserve">For each item, three questions: what does it protect, what happens without it, where is it required</w:t>
+        <w:t xml:space="preserve">For each item, three questions: what does it protect? What happens without it? Where is it required?</w:t>
       </w:r>
     </w:p>
     <w:p>
@@ -641,7 +641,7 @@
         <w:pStyle w:val="Compact"/>
       </w:pPr>
       <w:r>
-        <w:t xml:space="preserve">Sort each rule: safety, sanitation, image, team identity. Most are more than one.</w:t>
+        <w:t xml:space="preserve">Sort each rule: safety, sanitation (keeping things clean), image, team identity. Most fit more than one.</w:t>
       </w:r>
       <w:r>
         <w:t xml:space="preserve"> </w:t>
